--- a/templates/docs/zamena_template.docx
+++ b/templates/docs/zamena_template.docx
@@ -1149,6 +1149,11 @@
               <w:t>_________________ ФИО</w:t>
             </w:r>
           </w:p>
+          <w:p>
+            <w:r>
+              <w:t>М.П.</w:t>
+            </w:r>
+          </w:p>
         </w:tc>
         <w:tc>
           <w:tcPr>
@@ -1211,6 +1216,11 @@
             </w:pPr>
             <w:r>
               <w:t>_________________ ФИО</w:t>
+            </w:r>
+          </w:p>
+          <w:p>
+            <w:r>
+              <w:t>М.П.</w:t>
             </w:r>
           </w:p>
         </w:tc>
